--- a/docs/Паспорт_системы.docx
+++ b/docs/Паспорт_системы.docx
@@ -82,7 +82,7 @@
           <w:sz w:val="22"/>
           <w:szCs w:val="22"/>
         </w:rPr>
-        <w:t xml:space="preserve">Версия 1.3 · сентябрь 2026</w:t>
+        <w:t xml:space="preserve">Версия 1.4 · сентябрь 2026</w:t>
       </w:r>
     </w:p>
     <w:p>
@@ -1397,7 +1397,7 @@
                 <w:sz w:val="20"/>
                 <w:szCs w:val="20"/>
               </w:rPr>
-              <w:t xml:space="preserve">Основное хранилище (27 миграций с трекингом)</w:t>
+              <w:t xml:space="preserve">Основное хранилище (55 миграций с трекингом)</w:t>
             </w:r>
           </w:p>
         </w:tc>
@@ -3197,6 +3197,120 @@
     </w:p>
     <w:p>
       <w:pPr>
+        <w:pStyle w:val="ListParagraph"/>
+        <w:numPr>
+          <w:ilvl w:val="0"/>
+          <w:numId w:val="2"/>
+        </w:numPr>
+        <w:spacing w:after="60" w:line="280"/>
+      </w:pPr>
+      <w:r>
+        <w:rPr>
+          <w:rFonts w:ascii="PT Sans" w:cs="PT Sans" w:eastAsia="PT Sans" w:hAnsi="PT Sans"/>
+          <w:color w:val="2c2a29"/>
+          <w:sz w:val="22"/>
+          <w:szCs w:val="22"/>
+        </w:rPr>
+        <w:t xml:space="preserve">Карта отделений МФЦ — справочник сведений (адрес, телефон, режим работы, координаты) и сама карта: контур республики, 64 муниципальных образования, 201 населённый пункт, точки отделений со скоплениями. Режим «Руководителю» показывает нагрузку размером и цветом точки.</w:t>
+      </w:r>
+    </w:p>
+    <w:p>
+      <w:pPr>
+        <w:pStyle w:val="ListParagraph"/>
+        <w:numPr>
+          <w:ilvl w:val="0"/>
+          <w:numId w:val="2"/>
+        </w:numPr>
+        <w:spacing w:after="60" w:line="280"/>
+      </w:pPr>
+      <w:r>
+        <w:rPr>
+          <w:rFonts w:ascii="PT Sans" w:cs="PT Sans" w:eastAsia="PT Sans" w:hAnsi="PT Sans"/>
+          <w:color w:val="2c2a29"/>
+          <w:sz w:val="22"/>
+          <w:szCs w:val="22"/>
+        </w:rPr>
+        <w:t xml:space="preserve">Восстановление доступа владельца — хостовой скрипт reset-superadmin.sh на случай потерянного пароля суперадминистратора; система заранее предупреждает, пока владелец один.</w:t>
+      </w:r>
+    </w:p>
+    <w:p>
+      <w:pPr>
+        <w:pStyle w:val="ListParagraph"/>
+        <w:numPr>
+          <w:ilvl w:val="0"/>
+          <w:numId w:val="2"/>
+        </w:numPr>
+        <w:spacing w:after="60" w:line="280"/>
+      </w:pPr>
+      <w:r>
+        <w:rPr>
+          <w:rFonts w:ascii="PT Sans" w:cs="PT Sans" w:eastAsia="PT Sans" w:hAnsi="PT Sans"/>
+          <w:color w:val="2c2a29"/>
+          <w:sz w:val="22"/>
+          <w:szCs w:val="22"/>
+        </w:rPr>
+        <w:t xml:space="preserve">Самолечение фонового воркера — хостовой сторож поднимает упавший воркер, с потолком попыток, паузой на обслуживание и записью каждой починки; состояние воркера видно в «Здоровье системы», в /health и в проверке при развёртывании.</w:t>
+      </w:r>
+    </w:p>
+    <w:p>
+      <w:pPr>
+        <w:pStyle w:val="ListParagraph"/>
+        <w:numPr>
+          <w:ilvl w:val="0"/>
+          <w:numId w:val="2"/>
+        </w:numPr>
+        <w:spacing w:after="60" w:line="280"/>
+      </w:pPr>
+      <w:r>
+        <w:rPr>
+          <w:rFonts w:ascii="PT Sans" w:cs="PT Sans" w:eastAsia="PT Sans" w:hAnsi="PT Sans"/>
+          <w:color w:val="2c2a29"/>
+          <w:sz w:val="22"/>
+          <w:szCs w:val="22"/>
+        </w:rPr>
+        <w:t xml:space="preserve">Адрес в журналах не подделывается заголовком — заголовкам доверяем только от доверенного прокси (TRUSTED_PROXIES), иначе пишем адрес отправителя.</w:t>
+      </w:r>
+    </w:p>
+    <w:p>
+      <w:pPr>
+        <w:pStyle w:val="ListParagraph"/>
+        <w:numPr>
+          <w:ilvl w:val="0"/>
+          <w:numId w:val="2"/>
+        </w:numPr>
+        <w:spacing w:after="60" w:line="280"/>
+      </w:pPr>
+      <w:r>
+        <w:rPr>
+          <w:rFonts w:ascii="PT Sans" w:cs="PT Sans" w:eastAsia="PT Sans" w:hAnsi="PT Sans"/>
+          <w:color w:val="2c2a29"/>
+          <w:sz w:val="22"/>
+          <w:szCs w:val="22"/>
+        </w:rPr>
+        <w:t xml:space="preserve">Доступность: работа без мыши (ссылка «К содержимому», окна, сортировка и проваливание в строку с клавиатуры), имена у всех полей, роли у сообщений, текстовые описания графиков, контраст проверяется тестом во всех трёх темах.</w:t>
+      </w:r>
+    </w:p>
+    <w:p>
+      <w:pPr>
+        <w:pStyle w:val="ListParagraph"/>
+        <w:numPr>
+          <w:ilvl w:val="0"/>
+          <w:numId w:val="2"/>
+        </w:numPr>
+        <w:spacing w:after="60" w:line="280"/>
+      </w:pPr>
+      <w:r>
+        <w:rPr>
+          <w:rFonts w:ascii="PT Sans" w:cs="PT Sans" w:eastAsia="PT Sans" w:hAnsi="PT Sans"/>
+          <w:color w:val="2c2a29"/>
+          <w:sz w:val="22"/>
+          <w:szCs w:val="22"/>
+        </w:rPr>
+        <w:t xml:space="preserve">Смена пароля требует подтверждения текущим — и закрывает ранее выданные сессии.</w:t>
+      </w:r>
+    </w:p>
+    <w:p>
+      <w:pPr>
         <w:pStyle w:val="Heading1"/>
         <w:spacing w:after="160" w:before="360"/>
       </w:pPr>

--- a/docs/Паспорт_системы.docx
+++ b/docs/Паспорт_системы.docx
@@ -1397,7 +1397,7 @@
                 <w:sz w:val="20"/>
                 <w:szCs w:val="20"/>
               </w:rPr>
-              <w:t xml:space="preserve">Основное хранилище (55 миграций с трекингом)</w:t>
+              <w:t xml:space="preserve">Основное хранилище (61 миграция с трекингом)</w:t>
             </w:r>
           </w:p>
         </w:tc>

--- a/docs/Паспорт_системы.docx
+++ b/docs/Паспорт_системы.docx
@@ -1397,7 +1397,7 @@
                 <w:sz w:val="20"/>
                 <w:szCs w:val="20"/>
               </w:rPr>
-              <w:t xml:space="preserve">Основное хранилище (61 миграция с трекингом)</w:t>
+              <w:t xml:space="preserve">Основное хранилище (62 миграции с трекингом)</w:t>
             </w:r>
           </w:p>
         </w:tc>

--- a/docs/Паспорт_системы.docx
+++ b/docs/Паспорт_системы.docx
@@ -82,7 +82,7 @@
           <w:sz w:val="22"/>
           <w:szCs w:val="22"/>
         </w:rPr>
-        <w:t xml:space="preserve">Версия 1.4 · сентябрь 2026</w:t>
+        <w:t xml:space="preserve">Версия 1.5 · октябрь 2026</w:t>
       </w:r>
     </w:p>
     <w:p>
@@ -520,7 +520,7 @@
           <w:sz w:val="22"/>
           <w:szCs w:val="22"/>
         </w:rPr>
-        <w:t xml:space="preserve">26 типов виджетов: KPI, спидометр, план-факт, столбцы, линия, круговая, динамика, </w:t>
+        <w:t xml:space="preserve">27 типов виджетов: KPI, спидометр, план-факт, столбцы, линия, круговая, динамика, </w:t>
       </w:r>
       <w:r>
         <w:rPr>
@@ -652,6 +652,26 @@
           <w:szCs w:val="22"/>
         </w:rPr>
         <w:t xml:space="preserve">показатели списком</w:t>
+      </w:r>
+      <w:r>
+        <w:rPr>
+          <w:rFonts w:ascii="PT Sans" w:cs="PT Sans" w:eastAsia="PT Sans" w:hAnsi="PT Sans"/>
+          <w:color w:val="2c2a29"/>
+          <w:sz w:val="22"/>
+          <w:szCs w:val="22"/>
+        </w:rPr>
+        <w:t xml:space="preserve">, </w:t>
+      </w:r>
+      <w:r>
+        <w:rPr>
+          <w:rFonts w:ascii="PT Sans" w:cs="PT Sans" w:eastAsia="PT Sans" w:hAnsi="PT Sans"/>
+          <w:b/>
+          <w:bCs/>
+          <w:color w:val="2c2a29"/>
+          <w:sz w:val="22"/>
+          <w:szCs w:val="22"/>
+        </w:rPr>
+        <w:t xml:space="preserve">точечная диаграмма</w:t>
       </w:r>
       <w:r>
         <w:rPr>
@@ -1397,7 +1417,7 @@
                 <w:sz w:val="20"/>
                 <w:szCs w:val="20"/>
               </w:rPr>
-              <w:t xml:space="preserve">Основное хранилище (62 миграции с трекингом)</w:t>
+              <w:t xml:space="preserve">Основное хранилище (64 миграции с трекингом)</w:t>
             </w:r>
           </w:p>
         </w:tc>
@@ -3097,7 +3117,7 @@
           <w:sz w:val="22"/>
           <w:szCs w:val="22"/>
         </w:rPr>
-        <w:t xml:space="preserve">26 типов виджетов: добавлены ранжированный список, полосы «план и факт», термометр к сроку, строки с мини-графиками и показатели списком (графы формы строками).</w:t>
+        <w:t xml:space="preserve">27 типов виджетов: добавлены ранжированный список, полосы «план и факт», термометр к сроку, строки с мини-графиками, показатели списком (графы формы строками) и точечная диаграмма.</w:t>
       </w:r>
     </w:p>
     <w:p>
@@ -3307,6 +3327,82 @@
           <w:szCs w:val="22"/>
         </w:rPr>
         <w:t xml:space="preserve">Смена пароля требует подтверждения текущим — и закрывает ранее выданные сессии.</w:t>
+      </w:r>
+    </w:p>
+    <w:p>
+      <w:pPr>
+        <w:pStyle w:val="ListParagraph"/>
+        <w:numPr>
+          <w:ilvl w:val="0"/>
+          <w:numId w:val="2"/>
+        </w:numPr>
+        <w:spacing w:after="60" w:line="280"/>
+      </w:pPr>
+      <w:r>
+        <w:rPr>
+          <w:rFonts w:ascii="PT Sans" w:cs="PT Sans" w:eastAsia="PT Sans" w:hAnsi="PT Sans"/>
+          <w:color w:val="2c2a29"/>
+          <w:sz w:val="22"/>
+          <w:szCs w:val="22"/>
+        </w:rPr>
+        <w:t xml:space="preserve">Эталонные названия отделений — разные формы пишут одно отделение по-разному; система запоминает соответствие и сама подменяет название при загрузке, не склеивая строки.</w:t>
+      </w:r>
+    </w:p>
+    <w:p>
+      <w:pPr>
+        <w:pStyle w:val="ListParagraph"/>
+        <w:numPr>
+          <w:ilvl w:val="0"/>
+          <w:numId w:val="2"/>
+        </w:numPr>
+        <w:spacing w:after="60" w:line="280"/>
+      </w:pPr>
+      <w:r>
+        <w:rPr>
+          <w:rFonts w:ascii="PT Sans" w:cs="PT Sans" w:eastAsia="PT Sans" w:hAnsi="PT Sans"/>
+          <w:color w:val="2c2a29"/>
+          <w:sz w:val="22"/>
+          <w:szCs w:val="22"/>
+        </w:rPr>
+        <w:t xml:space="preserve">Порог показателя — один на графу формы («внимание» / «проблема»); красит все виджеты и попадает в «На что посмотреть»; все пороги — списком в «Настройках».</w:t>
+      </w:r>
+    </w:p>
+    <w:p>
+      <w:pPr>
+        <w:pStyle w:val="ListParagraph"/>
+        <w:numPr>
+          <w:ilvl w:val="0"/>
+          <w:numId w:val="2"/>
+        </w:numPr>
+        <w:spacing w:after="60" w:line="280"/>
+      </w:pPr>
+      <w:r>
+        <w:rPr>
+          <w:rFonts w:ascii="PT Sans" w:cs="PT Sans" w:eastAsia="PT Sans" w:hAnsi="PT Sans"/>
+          <w:color w:val="2c2a29"/>
+          <w:sz w:val="22"/>
+          <w:szCs w:val="22"/>
+        </w:rPr>
+        <w:t xml:space="preserve">Показатели между формами — талонов на окно, на окно-час, ожидание, взвешенное по потоку; конструктор своих; 27-й вид виджета — точечная диаграмма «нагрузка ↔ ожидание».</w:t>
+      </w:r>
+    </w:p>
+    <w:p>
+      <w:pPr>
+        <w:pStyle w:val="ListParagraph"/>
+        <w:numPr>
+          <w:ilvl w:val="0"/>
+          <w:numId w:val="2"/>
+        </w:numPr>
+        <w:spacing w:after="60" w:line="280"/>
+      </w:pPr>
+      <w:r>
+        <w:rPr>
+          <w:rFonts w:ascii="PT Sans" w:cs="PT Sans" w:eastAsia="PT Sans" w:hAnsi="PT Sans"/>
+          <w:color w:val="2c2a29"/>
+          <w:sz w:val="22"/>
+          <w:szCs w:val="22"/>
+        </w:rPr>
+        <w:t xml:space="preserve">Проверка «время больше N часов» — сбой учёта времени останавливает авто-выпуск дня; предел — в «Настройках».</w:t>
       </w:r>
     </w:p>
     <w:p>

--- a/docs/Паспорт_системы.docx
+++ b/docs/Паспорт_системы.docx
@@ -2756,7 +2756,7 @@
           <w:sz w:val="22"/>
           <w:szCs w:val="22"/>
         </w:rPr>
-        <w:t xml:space="preserve">21 тип виджетов: к воронке и «светофору» добавились матрица «показатель × дата» (как менялся каждый показатель по неделям) и карточка группы разрезов — один показатель во всех разрезах формы сразу, а не тремя-четырьмя одинаковыми карточками.</w:t>
+        <w:t xml:space="preserve">Новые виды виджетов: к воронке и «светофору» добавились матрица «показатель × дата» (как менялся каждый показатель по неделям) и карточка группы разрезов — один показатель во всех разрезах формы сразу, а не тремя-четырьмя одинаковыми карточками.</w:t>
       </w:r>
     </w:p>
     <w:p>
